--- a/APLOS/POPResources/Templates/AppraisalRep20181.docx
+++ b/APLOS/POPResources/Templates/AppraisalRep20181.docx
@@ -92,7 +92,27 @@
                 <w:bCs/>
                 <w:color w:val="000000" w:themeColor="text1"/>
               </w:rPr>
-              <w:t>{EmployeeCode}</w:t>
+              <w:t>{</w:t>
+            </w:r>
+            <w:proofErr w:type="spellStart"/>
+            <w:r>
+              <w:rPr>
+                <w:rFonts w:eastAsia="Times New Roman" w:cstheme="minorHAnsi"/>
+                <w:b/>
+                <w:bCs/>
+                <w:color w:val="000000" w:themeColor="text1"/>
+              </w:rPr>
+              <w:t>EmployeeCode</w:t>
+            </w:r>
+            <w:proofErr w:type="spellEnd"/>
+            <w:r>
+              <w:rPr>
+                <w:rFonts w:eastAsia="Times New Roman" w:cstheme="minorHAnsi"/>
+                <w:b/>
+                <w:bCs/>
+                <w:color w:val="000000" w:themeColor="text1"/>
+              </w:rPr>
+              <w:t>}</w:t>
             </w:r>
           </w:p>
         </w:tc>
@@ -112,150 +132,6 @@
                 <w:color w:val="000000" w:themeColor="text1"/>
               </w:rPr>
             </w:pPr>
-            <w:r>
-              <w:rPr>
-                <w:rFonts w:cstheme="minorHAnsi"/>
-                <w:b/>
-                <w:bCs/>
-                <w:noProof/>
-                <w:color w:val="000000" w:themeColor="text1"/>
-              </w:rPr>
-              <w:drawing>
-                <wp:anchor distT="0" distB="0" distL="114300" distR="114300" simplePos="0" relativeHeight="251659264" behindDoc="1" locked="0" layoutInCell="1" allowOverlap="1" wp14:anchorId="4F0870A6" wp14:editId="2AB76E97">
-                  <wp:simplePos x="0" y="0"/>
-                  <wp:positionH relativeFrom="column">
-                    <wp:posOffset>-67945</wp:posOffset>
-                  </wp:positionH>
-                  <wp:positionV relativeFrom="paragraph">
-                    <wp:posOffset>-14605</wp:posOffset>
-                  </wp:positionV>
-                  <wp:extent cx="1182370" cy="1212215"/>
-                  <wp:effectExtent l="133350" t="76200" r="74930" b="140335"/>
-                  <wp:wrapNone/>
-                  <wp:docPr id="9" name="EmpPicture">
-                    <a:extLst xmlns:a="http://schemas.openxmlformats.org/drawingml/2006/main">
-                      <a:ext uri="{FF2B5EF4-FFF2-40B4-BE49-F238E27FC236}">
-                        <a16:creationId xmlns:a16="http://schemas.microsoft.com/office/drawing/2014/main" id="{D0D72A86-0C89-4E8F-9483-ECD5255A56E1}"/>
-                      </a:ext>
-                    </a:extLst>
-                  </wp:docPr>
-                  <wp:cNvGraphicFramePr>
-                    <a:graphicFrameLocks xmlns:a="http://schemas.openxmlformats.org/drawingml/2006/main" noChangeAspect="1"/>
-                  </wp:cNvGraphicFramePr>
-                  <a:graphic xmlns:a="http://schemas.openxmlformats.org/drawingml/2006/main">
-                    <a:graphicData uri="http://schemas.openxmlformats.org/drawingml/2006/picture">
-                      <pic:pic xmlns:pic="http://schemas.openxmlformats.org/drawingml/2006/picture">
-                        <pic:nvPicPr>
-                          <pic:cNvPr id="9" name="EmpPicture">
-                            <a:extLst>
-                              <a:ext uri="{FF2B5EF4-FFF2-40B4-BE49-F238E27FC236}">
-                                <a16:creationId xmlns:a16="http://schemas.microsoft.com/office/drawing/2014/main" id="{D0D72A86-0C89-4E8F-9483-ECD5255A56E1}"/>
-                              </a:ext>
-                            </a:extLst>
-                          </pic:cNvPr>
-                          <pic:cNvPicPr>
-                            <a:picLocks noChangeAspect="1"/>
-                          </pic:cNvPicPr>
-                        </pic:nvPicPr>
-                        <pic:blipFill>
-                          <a:blip r:embed="rId8" cstate="print">
-                            <a:extLst>
-                              <a:ext uri="{28A0092B-C50C-407E-A947-70E740481C1C}">
-                                <a14:useLocalDpi xmlns:a14="http://schemas.microsoft.com/office/drawing/2010/main" val="0"/>
-                              </a:ext>
-                            </a:extLst>
-                          </a:blip>
-                          <a:stretch>
-                            <a:fillRect/>
-                          </a:stretch>
-                        </pic:blipFill>
-                        <pic:spPr>
-                          <a:xfrm>
-                            <a:off x="0" y="0"/>
-                            <a:ext cx="1182370" cy="1212215"/>
-                          </a:xfrm>
-                          <a:prstGeom prst="roundRect">
-                            <a:avLst>
-                              <a:gd name="adj" fmla="val 16667"/>
-                            </a:avLst>
-                          </a:prstGeom>
-                          <a:ln>
-                            <a:noFill/>
-                          </a:ln>
-                          <a:effectLst>
-                            <a:outerShdw blurRad="76200" dist="38100" dir="7800000" algn="tl" rotWithShape="0">
-                              <a:srgbClr val="000000">
-                                <a:alpha val="40000"/>
-                              </a:srgbClr>
-                            </a:outerShdw>
-                          </a:effectLst>
-                          <a:scene3d>
-                            <a:camera prst="orthographicFront"/>
-                            <a:lightRig rig="contrasting" dir="t">
-                              <a:rot lat="0" lon="0" rev="4200000"/>
-                            </a:lightRig>
-                          </a:scene3d>
-                          <a:sp3d prstMaterial="plastic">
-                            <a:bevelT w="381000" h="114300" prst="relaxedInset"/>
-                            <a:contourClr>
-                              <a:srgbClr val="969696"/>
-                            </a:contourClr>
-                          </a:sp3d>
-                        </pic:spPr>
-                      </pic:pic>
-                    </a:graphicData>
-                  </a:graphic>
-                  <wp14:sizeRelH relativeFrom="margin">
-                    <wp14:pctWidth>0</wp14:pctWidth>
-                  </wp14:sizeRelH>
-                  <wp14:sizeRelV relativeFrom="margin">
-                    <wp14:pctHeight>0</wp14:pctHeight>
-                  </wp14:sizeRelV>
-                </wp:anchor>
-              </w:drawing>
-            </w:r>
-          </w:p>
-          <w:p>
-            <w:pPr>
-              <w:jc w:val="center"/>
-              <w:rPr>
-                <w:rFonts w:cstheme="minorHAnsi"/>
-                <w:b/>
-                <w:bCs/>
-                <w:color w:val="000000" w:themeColor="text1"/>
-              </w:rPr>
-            </w:pPr>
-          </w:p>
-          <w:p>
-            <w:pPr>
-              <w:jc w:val="center"/>
-              <w:rPr>
-                <w:rFonts w:cstheme="minorHAnsi"/>
-                <w:b/>
-                <w:bCs/>
-                <w:color w:val="000000" w:themeColor="text1"/>
-              </w:rPr>
-            </w:pPr>
-          </w:p>
-          <w:p>
-            <w:pPr>
-              <w:jc w:val="center"/>
-              <w:rPr>
-                <w:rFonts w:cstheme="minorHAnsi"/>
-                <w:b/>
-                <w:bCs/>
-                <w:color w:val="000000" w:themeColor="text1"/>
-              </w:rPr>
-            </w:pPr>
-            <w:r>
-              <w:rPr>
-                <w:rFonts w:cstheme="minorHAnsi"/>
-                <w:b/>
-                <w:bCs/>
-                <w:color w:val="000000" w:themeColor="text1"/>
-              </w:rPr>
-              <w:t>EmpPic}</w:t>
-            </w:r>
           </w:p>
         </w:tc>
       </w:tr>
@@ -288,7 +164,6 @@
           </w:tcPr>
           <w:p>
             <w:pPr>
-              <w:jc w:val="both"/>
               <w:rPr>
                 <w:rFonts w:cstheme="minorHAnsi"/>
                 <w:b/>
@@ -303,7 +178,27 @@
                 <w:bCs/>
                 <w:color w:val="000000" w:themeColor="text1"/>
               </w:rPr>
-              <w:t>{EmployeeName}</w:t>
+              <w:t>{</w:t>
+            </w:r>
+            <w:proofErr w:type="spellStart"/>
+            <w:r>
+              <w:rPr>
+                <w:rFonts w:eastAsia="Times New Roman" w:cstheme="minorHAnsi"/>
+                <w:b/>
+                <w:bCs/>
+                <w:color w:val="000000" w:themeColor="text1"/>
+              </w:rPr>
+              <w:t>EmployeeName</w:t>
+            </w:r>
+            <w:proofErr w:type="spellEnd"/>
+            <w:r>
+              <w:rPr>
+                <w:rFonts w:eastAsia="Times New Roman" w:cstheme="minorHAnsi"/>
+                <w:b/>
+                <w:bCs/>
+                <w:color w:val="000000" w:themeColor="text1"/>
+              </w:rPr>
+              <w:t>}</w:t>
             </w:r>
           </w:p>
         </w:tc>
@@ -373,7 +268,27 @@
                 <w:bCs/>
                 <w:color w:val="000000" w:themeColor="text1"/>
               </w:rPr>
-              <w:t>{DateOfJoin}</w:t>
+              <w:t>{</w:t>
+            </w:r>
+            <w:proofErr w:type="spellStart"/>
+            <w:r>
+              <w:rPr>
+                <w:rFonts w:cstheme="minorHAnsi"/>
+                <w:b/>
+                <w:bCs/>
+                <w:color w:val="000000" w:themeColor="text1"/>
+              </w:rPr>
+              <w:t>DateOfJoin</w:t>
+            </w:r>
+            <w:proofErr w:type="spellEnd"/>
+            <w:r>
+              <w:rPr>
+                <w:rFonts w:cstheme="minorHAnsi"/>
+                <w:b/>
+                <w:bCs/>
+                <w:color w:val="000000" w:themeColor="text1"/>
+              </w:rPr>
+              <w:t>}</w:t>
             </w:r>
           </w:p>
         </w:tc>
@@ -444,6 +359,7 @@
               </w:rPr>
               <w:t>{</w:t>
             </w:r>
+            <w:proofErr w:type="spellStart"/>
             <w:r>
               <w:rPr>
                 <w:rFonts w:cstheme="minorHAnsi"/>
@@ -454,6 +370,7 @@
               </w:rPr>
               <w:t>DepartmentName</w:t>
             </w:r>
+            <w:proofErr w:type="spellEnd"/>
             <w:r>
               <w:rPr>
                 <w:rFonts w:eastAsia="Times New Roman" w:cstheme="minorHAnsi"/>
@@ -530,6 +447,7 @@
               </w:rPr>
               <w:t>{</w:t>
             </w:r>
+            <w:proofErr w:type="spellStart"/>
             <w:r>
               <w:rPr>
                 <w:rFonts w:cstheme="minorHAnsi"/>
@@ -540,6 +458,7 @@
               </w:rPr>
               <w:t>SectionName</w:t>
             </w:r>
+            <w:proofErr w:type="spellEnd"/>
             <w:r>
               <w:rPr>
                 <w:rFonts w:eastAsia="Times New Roman" w:cstheme="minorHAnsi"/>
@@ -613,7 +532,27 @@
                 <w:bCs/>
                 <w:color w:val="000000" w:themeColor="text1"/>
               </w:rPr>
-              <w:t>{DesignationName}</w:t>
+              <w:t>{</w:t>
+            </w:r>
+            <w:proofErr w:type="spellStart"/>
+            <w:r>
+              <w:rPr>
+                <w:rFonts w:eastAsia="Times New Roman" w:cstheme="minorHAnsi"/>
+                <w:b/>
+                <w:bCs/>
+                <w:color w:val="000000" w:themeColor="text1"/>
+              </w:rPr>
+              <w:t>DesignationName</w:t>
+            </w:r>
+            <w:proofErr w:type="spellEnd"/>
+            <w:r>
+              <w:rPr>
+                <w:rFonts w:eastAsia="Times New Roman" w:cstheme="minorHAnsi"/>
+                <w:b/>
+                <w:bCs/>
+                <w:color w:val="000000" w:themeColor="text1"/>
+              </w:rPr>
+              <w:t>}</w:t>
             </w:r>
           </w:p>
         </w:tc>
@@ -720,8 +659,8 @@
       </w:tblPr>
       <w:tblGrid>
         <w:gridCol w:w="983"/>
-        <w:gridCol w:w="1080"/>
-        <w:gridCol w:w="1260"/>
+        <w:gridCol w:w="1177"/>
+        <w:gridCol w:w="1163"/>
         <w:gridCol w:w="1260"/>
         <w:gridCol w:w="1170"/>
         <w:gridCol w:w="1440"/>
@@ -802,7 +741,7 @@
         </w:tc>
         <w:tc>
           <w:tcPr>
-            <w:tcW w:w="1080" w:type="dxa"/>
+            <w:tcW w:w="1177" w:type="dxa"/>
             <w:shd w:val="clear" w:color="auto" w:fill="BFBFBF" w:themeFill="background1" w:themeFillShade="BF"/>
           </w:tcPr>
           <w:p>
@@ -828,7 +767,7 @@
         </w:tc>
         <w:tc>
           <w:tcPr>
-            <w:tcW w:w="1260" w:type="dxa"/>
+            <w:tcW w:w="1163" w:type="dxa"/>
             <w:shd w:val="clear" w:color="auto" w:fill="BFBFBF" w:themeFill="background1" w:themeFillShade="BF"/>
           </w:tcPr>
           <w:p>
@@ -1069,6 +1008,7 @@
               </w:rPr>
               <w:t>{</w:t>
             </w:r>
+            <w:proofErr w:type="spellStart"/>
             <w:r>
               <w:rPr>
                 <w:rFonts w:ascii="Consolas" w:hAnsi="Consolas" w:cs="Consolas"/>
@@ -1078,6 +1018,7 @@
               </w:rPr>
               <w:t>AppraisalDate</w:t>
             </w:r>
+            <w:proofErr w:type="spellEnd"/>
             <w:r>
               <w:rPr>
                 <w:rFonts w:cstheme="minorHAnsi"/>
@@ -1091,7 +1032,7 @@
         </w:tc>
         <w:tc>
           <w:tcPr>
-            <w:tcW w:w="1080" w:type="dxa"/>
+            <w:tcW w:w="1177" w:type="dxa"/>
             <w:shd w:val="clear" w:color="auto" w:fill="auto"/>
           </w:tcPr>
           <w:p>
@@ -1112,6 +1053,7 @@
               </w:rPr>
               <w:t>{</w:t>
             </w:r>
+            <w:proofErr w:type="spellStart"/>
             <w:r>
               <w:rPr>
                 <w:rFonts w:ascii="Consolas" w:hAnsi="Consolas" w:cs="Consolas"/>
@@ -1121,6 +1063,7 @@
               </w:rPr>
               <w:t>PreviousDepartment</w:t>
             </w:r>
+            <w:proofErr w:type="spellEnd"/>
             <w:r>
               <w:rPr>
                 <w:rFonts w:ascii="Consolas" w:hAnsi="Consolas" w:cs="Consolas"/>
@@ -1134,7 +1077,7 @@
         </w:tc>
         <w:tc>
           <w:tcPr>
-            <w:tcW w:w="1260" w:type="dxa"/>
+            <w:tcW w:w="1163" w:type="dxa"/>
           </w:tcPr>
           <w:p>
             <w:pPr>
@@ -1157,6 +1100,7 @@
               </w:rPr>
               <w:t>{</w:t>
             </w:r>
+            <w:proofErr w:type="spellStart"/>
             <w:r>
               <w:rPr>
                 <w:rFonts w:ascii="Consolas" w:hAnsi="Consolas" w:cs="Consolas"/>
@@ -1166,6 +1110,7 @@
               </w:rPr>
               <w:t>PreviousGross</w:t>
             </w:r>
+            <w:proofErr w:type="spellEnd"/>
             <w:r>
               <w:rPr>
                 <w:rFonts w:cstheme="minorHAnsi"/>
@@ -1199,6 +1144,7 @@
               </w:rPr>
               <w:t>{</w:t>
             </w:r>
+            <w:proofErr w:type="spellStart"/>
             <w:r>
               <w:rPr>
                 <w:rFonts w:ascii="Consolas" w:hAnsi="Consolas" w:cs="Consolas"/>
@@ -1208,6 +1154,7 @@
               </w:rPr>
               <w:t>PreviousDesignation</w:t>
             </w:r>
+            <w:proofErr w:type="spellEnd"/>
             <w:r>
               <w:rPr>
                 <w:rFonts w:cstheme="minorHAnsi"/>
@@ -1241,6 +1188,7 @@
               </w:rPr>
               <w:t>{</w:t>
             </w:r>
+            <w:proofErr w:type="spellStart"/>
             <w:r>
               <w:rPr>
                 <w:rFonts w:ascii="Consolas" w:hAnsi="Consolas" w:cs="Consolas"/>
@@ -1250,6 +1198,7 @@
               </w:rPr>
               <w:t>PreviousGrade</w:t>
             </w:r>
+            <w:proofErr w:type="spellEnd"/>
             <w:r>
               <w:rPr>
                 <w:rFonts w:cstheme="minorHAnsi"/>
@@ -1283,6 +1232,7 @@
               </w:rPr>
               <w:t>{</w:t>
             </w:r>
+            <w:proofErr w:type="spellStart"/>
             <w:r>
               <w:rPr>
                 <w:rFonts w:ascii="Consolas" w:hAnsi="Consolas" w:cs="Consolas"/>
@@ -1292,6 +1242,7 @@
               </w:rPr>
               <w:t>NewDepartment</w:t>
             </w:r>
+            <w:proofErr w:type="spellEnd"/>
             <w:r>
               <w:rPr>
                 <w:rFonts w:cstheme="minorHAnsi"/>
@@ -1321,6 +1272,7 @@
               </w:rPr>
               <w:t>{</w:t>
             </w:r>
+            <w:proofErr w:type="spellStart"/>
             <w:r>
               <w:rPr>
                 <w:rFonts w:ascii="Consolas" w:hAnsi="Consolas" w:cs="Consolas"/>
@@ -1330,6 +1282,7 @@
               </w:rPr>
               <w:t>NewDesignation</w:t>
             </w:r>
+            <w:proofErr w:type="spellEnd"/>
             <w:r>
               <w:rPr>
                 <w:rFonts w:cstheme="minorHAnsi"/>
@@ -1359,6 +1312,7 @@
               </w:rPr>
               <w:t>{</w:t>
             </w:r>
+            <w:proofErr w:type="spellStart"/>
             <w:r>
               <w:rPr>
                 <w:rFonts w:ascii="Consolas" w:hAnsi="Consolas" w:cs="Consolas"/>
@@ -1368,6 +1322,7 @@
               </w:rPr>
               <w:t>NewGrade</w:t>
             </w:r>
+            <w:proofErr w:type="spellEnd"/>
             <w:r>
               <w:rPr>
                 <w:rFonts w:cstheme="minorHAnsi"/>
@@ -1398,6 +1353,7 @@
               </w:rPr>
               <w:t>{</w:t>
             </w:r>
+            <w:proofErr w:type="spellStart"/>
             <w:r>
               <w:rPr>
                 <w:rFonts w:ascii="Consolas" w:hAnsi="Consolas" w:cs="Consolas"/>
@@ -1407,6 +1363,7 @@
               </w:rPr>
               <w:t>IncrementAmount</w:t>
             </w:r>
+            <w:proofErr w:type="spellEnd"/>
             <w:r>
               <w:rPr>
                 <w:rFonts w:cstheme="minorHAnsi"/>
@@ -1437,6 +1394,7 @@
               </w:rPr>
               <w:t>{</w:t>
             </w:r>
+            <w:proofErr w:type="spellStart"/>
             <w:r>
               <w:rPr>
                 <w:rFonts w:ascii="Consolas" w:hAnsi="Consolas" w:cs="Consolas"/>
@@ -1446,6 +1404,7 @@
               </w:rPr>
               <w:t>NewGross</w:t>
             </w:r>
+            <w:proofErr w:type="spellEnd"/>
             <w:r>
               <w:rPr>
                 <w:rFonts w:cstheme="minorHAnsi"/>
@@ -1516,7 +1475,7 @@
       </w:r>
     </w:p>
     <w:sectPr>
-      <w:headerReference w:type="default" r:id="rId9"/>
+      <w:headerReference w:type="default" r:id="rId8"/>
       <w:type w:val="continuous"/>
       <w:pgSz w:w="12240" w:h="15840"/>
       <w:pgMar w:top="576" w:right="576" w:bottom="288" w:left="864" w:header="288" w:footer="720" w:gutter="0"/>
